--- a/klagomål/A 27733-2026 FSC-klagomål.docx
+++ b/klagomål/A 27733-2026 FSC-klagomål.docx
@@ -668,7 +668,7 @@
     <w:r>
       <w:tab/>
       <w:tab/>
-      <w:t>2026-06-19</w:t>
+      <w:t>2026-06-20</w:t>
       <w:br/>
       <w:br/>
     </w:r>

--- a/klagomål/A 27733-2026 FSC-klagomål.docx
+++ b/klagomål/A 27733-2026 FSC-klagomål.docx
@@ -168,38 +168,7 @@
     </w:p>
     <w:p>
       <w:r>
-        <w:t>Detta dokument behandlar höga naturvärden i avverkningsanmälan A 27733-2026 i Lindesbergs kommun som inkom 2026-06-18 och omfattar 2,5 ha.</w:t>
-      </w:r>
-    </w:p>
-    <w:p>
-      <w:r>
-        <w:t>Nedan presenteras fynd av naturvårdsarter och fridlysta arter som gjorts i det avverkningsanmälda området, samt relevanta utdrag ur standarderna för FSC, Chain of Custody, Controlled Wood och PEFC.</w:t>
-      </w:r>
-    </w:p>
-    <w:p>
-      <w:r>
-        <w:t>Vi förväntar oss att ni återkommer med ett skriftligt svar på vårt klagomål och även beskriver vilka korrigerande åtgärder ni satt in för att rätta till identifierade brister i er efterlevnad av den svenska FSC standarden.</w:t>
-      </w:r>
-    </w:p>
-    <w:p>
-      <w:pPr>
-        <w:pStyle w:val="Heading1"/>
-      </w:pPr>
-      <w:r>
-        <w:t>Naturvårdsarter</w:t>
-      </w:r>
-    </w:p>
-    <w:p>
-      <w:r>
-        <w:t>Inom 12 meter från avverkningsanmälan har följande 1 naturvårdsarter hittats: fläcknycklar (§8). För fridlysta arter anges även paragrafen i Artskyddsförordningen som arten är fridlyst enligt.</w:t>
-      </w:r>
-    </w:p>
-    <w:p>
-      <w:r>
-        <w:t>De påträffade naturvårdsarterna är ett tydligt kvitto på att det rör sig om en skog med höga naturvärden.</w:t>
-      </w:r>
-      <w:r>
-        <w:t xml:space="preserve"> I Figur 1 visas fyndplatser för naturvårdsarter i området, som finns registrerade på Artportalen.</w:t>
+        <w:t>Detta klagomål behandlar höga naturvärden i avverkningsanmälan A 27733-2026 i Lindesbergs kommun som inkom 2026-06-18 och omfattar 2,5 ha.</w:t>
       </w:r>
     </w:p>
     <w:p>
@@ -247,20 +216,35 @@
         <w:spacing w:after="240"/>
       </w:pPr>
       <w:r>
-        <w:t>Figur 1. Fyndplatser för naturvårdsarter inom 12 meter från avverkningsanmälan (röd linje). Markörer utan svart kant är placerade på fyndplatsen. Markörer med svart kant är placerade vid sidan av fyndplatsen och har ett svart streck som visar fyndplatsens exakta position. Kartans mittpunktskoordinat är N 6620634, E 498188 i SWEREF 99 TM.</w:t>
+        <w:t>Figur 1. Fyndplatser för naturvårdsarter inom 12 meter från avverkningsanmälan. Markörer utan svart kant är placerade på fyndplatsen. Markörer med svart kant är placerade vid sidan av fyndplatsen har ett svart streck som visar fyndplatsens exakta position. Kartans mittpunktskoordinat är N 6620634, E 498188 i SWEREF 99 TM.</w:t>
+      </w:r>
+    </w:p>
+    <w:p>
+      <w:r>
+        <w:t>Inom 12 meter från avverkningsanmälan finns fynd av 1 naturvårdsarter, varav 1 är fridlyst: fläcknycklar (§8). Se Figur 1.</w:t>
+      </w:r>
+    </w:p>
+    <w:p>
+      <w:r>
+        <w:t>Nedan presenteras relevanta utdrag ur standarderna för FSC, Chain of Custody, Controlled Wood och PEFC.</w:t>
+      </w:r>
+    </w:p>
+    <w:p>
+      <w:r>
+        <w:t>Vi förväntar oss att ni återkommer med ett skriftligt svar på vårt klagomål och även beskriver vilka korrigerande åtgärder ni satt in för att rätta till identifierade brister i er efterlevnad av den svenska FSC standarden.</w:t>
       </w:r>
     </w:p>
     <w:p>
       <w:pPr>
-        <w:pStyle w:val="Heading2"/>
+        <w:pStyle w:val="Heading1"/>
       </w:pPr>
       <w:r>
-        <w:t>Fridlysta arter</w:t>
+        <w:t>Naturvårdsarter och fridlysta arter</w:t>
       </w:r>
     </w:p>
     <w:p>
       <w:r>
-        <w:t>Följande fridlysta arter har sina livsmiljöer och växtplatser i den avverkningsanmälda skogen: fläcknycklar (§8).</w:t>
+        <w:t>Nedan följer beskrivningar av de naturvårdsarter och fridlysta arter som har sina livsmiljöer och växtplatser i den avverkningsanmälda skogen. De påträffade naturvårdsarterna är ett tydligt kvitto på att det rör sig om en skog med höga naturvärden.</w:t>
       </w:r>
     </w:p>
     <w:p>
@@ -668,7 +652,7 @@
     <w:r>
       <w:tab/>
       <w:tab/>
-      <w:t>2026-06-20</w:t>
+      <w:t>2026-06-21</w:t>
       <w:br/>
       <w:br/>
     </w:r>

--- a/klagomål/A 27733-2026 FSC-klagomål.docx
+++ b/klagomål/A 27733-2026 FSC-klagomål.docx
@@ -652,7 +652,7 @@
     <w:r>
       <w:tab/>
       <w:tab/>
-      <w:t>2026-06-21</w:t>
+      <w:t>2026-06-22</w:t>
       <w:br/>
       <w:br/>
     </w:r>

--- a/klagomål/A 27733-2026 FSC-klagomål.docx
+++ b/klagomål/A 27733-2026 FSC-klagomål.docx
@@ -652,7 +652,7 @@
     <w:r>
       <w:tab/>
       <w:tab/>
-      <w:t>2026-06-22</w:t>
+      <w:t>2026-06-23</w:t>
       <w:br/>
       <w:br/>
     </w:r>

--- a/klagomål/A 27733-2026 FSC-klagomål.docx
+++ b/klagomål/A 27733-2026 FSC-klagomål.docx
@@ -652,7 +652,7 @@
     <w:r>
       <w:tab/>
       <w:tab/>
-      <w:t>2026-06-23</w:t>
+      <w:t>2026-06-24</w:t>
       <w:br/>
       <w:br/>
     </w:r>

--- a/klagomål/A 27733-2026 FSC-klagomål.docx
+++ b/klagomål/A 27733-2026 FSC-klagomål.docx
@@ -652,7 +652,7 @@
     <w:r>
       <w:tab/>
       <w:tab/>
-      <w:t>2026-06-24</w:t>
+      <w:t>2026-06-25</w:t>
       <w:br/>
       <w:br/>
     </w:r>

--- a/klagomål/A 27733-2026 FSC-klagomål.docx
+++ b/klagomål/A 27733-2026 FSC-klagomål.docx
@@ -652,7 +652,7 @@
     <w:r>
       <w:tab/>
       <w:tab/>
-      <w:t>2026-06-25</w:t>
+      <w:t>2026-06-26</w:t>
       <w:br/>
       <w:br/>
     </w:r>

--- a/klagomål/A 27733-2026 FSC-klagomål.docx
+++ b/klagomål/A 27733-2026 FSC-klagomål.docx
@@ -652,7 +652,7 @@
     <w:r>
       <w:tab/>
       <w:tab/>
-      <w:t>2026-06-26</w:t>
+      <w:t>2026-06-27</w:t>
       <w:br/>
       <w:br/>
     </w:r>

--- a/klagomål/A 27733-2026 FSC-klagomål.docx
+++ b/klagomål/A 27733-2026 FSC-klagomål.docx
@@ -652,7 +652,7 @@
     <w:r>
       <w:tab/>
       <w:tab/>
-      <w:t>2026-06-27</w:t>
+      <w:t>2026-06-28</w:t>
       <w:br/>
       <w:br/>
     </w:r>

--- a/klagomål/A 27733-2026 FSC-klagomål.docx
+++ b/klagomål/A 27733-2026 FSC-klagomål.docx
@@ -652,7 +652,7 @@
     <w:r>
       <w:tab/>
       <w:tab/>
-      <w:t>2026-06-28</w:t>
+      <w:t>2026-06-29</w:t>
       <w:br/>
       <w:br/>
     </w:r>

--- a/klagomål/A 27733-2026 FSC-klagomål.docx
+++ b/klagomål/A 27733-2026 FSC-klagomål.docx
@@ -652,7 +652,7 @@
     <w:r>
       <w:tab/>
       <w:tab/>
-      <w:t>2026-06-29</w:t>
+      <w:t>2026-06-30</w:t>
       <w:br/>
       <w:br/>
     </w:r>

--- a/klagomål/A 27733-2026 FSC-klagomål.docx
+++ b/klagomål/A 27733-2026 FSC-klagomål.docx
@@ -652,7 +652,7 @@
     <w:r>
       <w:tab/>
       <w:tab/>
-      <w:t>2026-06-30</w:t>
+      <w:t>2026-07-01</w:t>
       <w:br/>
       <w:br/>
     </w:r>

--- a/klagomål/A 27733-2026 FSC-klagomål.docx
+++ b/klagomål/A 27733-2026 FSC-klagomål.docx
@@ -652,7 +652,7 @@
     <w:r>
       <w:tab/>
       <w:tab/>
-      <w:t>2026-07-01</w:t>
+      <w:t>2026-07-02</w:t>
       <w:br/>
       <w:br/>
     </w:r>

--- a/klagomål/A 27733-2026 FSC-klagomål.docx
+++ b/klagomål/A 27733-2026 FSC-klagomål.docx
@@ -652,7 +652,7 @@
     <w:r>
       <w:tab/>
       <w:tab/>
-      <w:t>2026-07-13</w:t>
+      <w:t>2026-07-14</w:t>
       <w:br/>
       <w:br/>
     </w:r>

--- a/klagomål/A 27733-2026 FSC-klagomål.docx
+++ b/klagomål/A 27733-2026 FSC-klagomål.docx
@@ -652,7 +652,7 @@
     <w:r>
       <w:tab/>
       <w:tab/>
-      <w:t>2026-07-14</w:t>
+      <w:t>2026-07-15</w:t>
       <w:br/>
       <w:br/>
     </w:r>

--- a/klagomål/A 27733-2026 FSC-klagomål.docx
+++ b/klagomål/A 27733-2026 FSC-klagomål.docx
@@ -216,12 +216,12 @@
         <w:spacing w:after="240"/>
       </w:pPr>
       <w:r>
-        <w:t>Figur 1. Fyndplatser för naturvårdsarter inom 12 meter från avverkningsanmälan. Markörer utan svart kant är placerade på fyndplatsen. Markörer med svart kant är placerade vid sidan av fyndplatsen har ett svart streck som visar fyndplatsens exakta position. Kartans mittpunktskoordinat är N 6620634, E 498188 i SWEREF 99 TM.</w:t>
+        <w:t>Figur 1. Fyndplatser för naturvårdsarter i och inom 12 meter från avverkningsanmälan. Markörer utan svart kant är placerade på fyndplatsen. Markörer med svart kant är placerade vid sidan av fyndplatsen har ett svart streck som visar fyndplatsens exakta position. Kartans mittpunktskoordinat är N 6620634, E 498188 i SWEREF 99 TM.</w:t>
       </w:r>
     </w:p>
     <w:p>
       <w:r>
-        <w:t>Inom 12 meter från avverkningsanmälan finns fynd av 1 naturvårdsarter, varav 1 är fridlyst: fläcknycklar (§8). Se Figur 1.</w:t>
+        <w:t>I och inom 12 meter från avverkningsanmälan finns fynd av 6 naturvårdsarter, varav 5 är fridlysta och 4 är typiska (T): liljekonvalj (T), spillkråka (T, §4), tjäder (T, §4), tofsmes (T, §4), vanlig groda (§6) och fläcknycklar (§8). Se Figur 1.</w:t>
       </w:r>
     </w:p>
     <w:p>
@@ -244,7 +244,105 @@
     </w:p>
     <w:p>
       <w:r>
-        <w:t>Nedan följer beskrivningar av de naturvårdsarter och fridlysta arter som har sina livsmiljöer och växtplatser i den avverkningsanmälda skogen. De påträffade naturvårdsarterna är ett tydligt kvitto på att det rör sig om en skog med höga naturvärden.</w:t>
+        <w:t>Nedan följer beskrivningar av de naturvårdsarter och fridlysta arter som har sina livsmiljöer och växtplatser i den avverkningsanmälda skogen. Se även ytterligare artfakta i BILAGA 1. De påträffade naturvårdsarterna är ett tydligt kvitto på att det rör sig om en skog med höga naturvärden.</w:t>
+      </w:r>
+    </w:p>
+    <w:p>
+      <w:r>
+        <w:rPr>
+          <w:b/>
+        </w:rPr>
+        <w:t>Liljekonvalj</w:t>
+      </w:r>
+      <w:r>
+        <w:t xml:space="preserve"> är typisk art för </w:t>
+      </w:r>
+      <w:r>
+        <w:rPr>
+          <w:i/>
+        </w:rPr>
+        <w:t>9190 Näringsfattig ekskog</w:t>
+      </w:r>
+      <w:r>
+        <w:t>. På liljekonvalj kan man hitta rostsvampen konvaljerost (NE) (SLU Artdatabanken, 2025).</w:t>
+      </w:r>
+    </w:p>
+    <w:p>
+      <w:r>
+        <w:rPr>
+          <w:b/>
+        </w:rPr>
+        <w:t>Spillkråka (§4)</w:t>
+      </w:r>
+      <w:r>
+        <w:t xml:space="preserve"> omfattas av bilaga 1 i EU:s fågeldirektiv och är typisk art för </w:t>
+      </w:r>
+      <w:r>
+        <w:rPr>
+          <w:i/>
+        </w:rPr>
+        <w:t xml:space="preserve">9010 Taiga </w:t>
+      </w:r>
+      <w:r>
+        <w:t>och</w:t>
+      </w:r>
+      <w:r>
+        <w:rPr>
+          <w:i/>
+        </w:rPr>
+        <w:t xml:space="preserve"> 9740 Skogsbevuxen myr</w:t>
+      </w:r>
+      <w:r>
+        <w:t>. Den behöver grova träd, främst tall, asp och bok som boträd. Skogsbruk med korta omloppstider och täta, homogena ungskogar utgör det största hotet. Spillkråka är en nyckelart i skogliga miljöer vars övergivna bohål utnyttjas av flera andra hålhäckande fågelarter och fladdermöss, däribland pärluggla (EN, §4), knipa (§4), salskrake (§4) och skogsduva (§4). Hökuggla (VU, §4) och slaguggla (§4) häckar ofta i högstubbar som brutits av i höjd med ett gammalt spillkråkebo (SLU Artdatabanken, 2026; Skogsstyrelsen, 2016).</w:t>
+      </w:r>
+    </w:p>
+    <w:p>
+      <w:r>
+        <w:rPr>
+          <w:b/>
+        </w:rPr>
+        <w:t>Tjäder (§4)</w:t>
+      </w:r>
+      <w:r>
+        <w:t xml:space="preserve"> omfattas av bilaga 1 och 2 EU:s fågeldirektiv och är typisk art för </w:t>
+      </w:r>
+      <w:r>
+        <w:rPr>
+          <w:i/>
+        </w:rPr>
+        <w:t xml:space="preserve">9010 Taiga </w:t>
+      </w:r>
+      <w:r>
+        <w:t xml:space="preserve">och </w:t>
+      </w:r>
+      <w:r>
+        <w:rPr>
+          <w:i/>
+        </w:rPr>
+        <w:t>9740 Skogsbevuxen myr</w:t>
+      </w:r>
+      <w:r>
+        <w:t>. Tjädern är en utpräglad skogsfågel knuten till större sammanhängande barrskogsområden. Tupparna och hönorna utnyttjar till viss del olika miljöer, och habitatvalet varierar dessutom mellan olika delar av året. För att det ska finnas livskraftiga tjäderbestånd krävs funktionella skogslandskap med en blandning av uppvuxen, gles och luckig skog, täta sumpskogar, myrar och andra små våtmarker. Arten försvinner när skogen fragmenteras och den sammanlagda arealen hyggen och andra öppna områden blir för stor. Ett småskaligt och försiktigt virkesuttag genom hyggesfria metoder kan i vissa fall vara möjligt i området inom 200 m från lekcentrum. Längre ut från lekcentrum, inom 200–500 m bör den avverkade ytan inte överskrida 1 hektar för att undvika alltför stora och snabba förändringar (Skogsstyrelsen, 2019; SLU Artdatabanken, 2024).</w:t>
+      </w:r>
+    </w:p>
+    <w:p>
+      <w:r>
+        <w:rPr>
+          <w:b/>
+        </w:rPr>
+        <w:t>Tofsmes (§4)</w:t>
+      </w:r>
+      <w:r>
+        <w:t xml:space="preserve"> häckar i barr- och blandskog, främst i tallskog. Tofsmes är typisk art för </w:t>
+      </w:r>
+      <w:r>
+        <w:rPr>
+          <w:i/>
+        </w:rPr>
+        <w:t xml:space="preserve">9010 Taiga </w:t>
+      </w:r>
+      <w:r>
+        <w:t>(SLU Artdatabanken, 2025).</w:t>
       </w:r>
     </w:p>
     <w:p>
@@ -299,6 +397,22 @@
       <w:r>
         <w:t>I den avverkningsanmälda skogen har fridlysta arter sina livsmiljöer och växtplatser. Att skada de fridlysta arternas livsmiljöer, växtplatser eller ekologiska funktion är inte tillåtet enligt artskyddsförordningen.</w:t>
       </w:r>
+      <w:r>
+        <w:rPr>
+          <w:i/>
+        </w:rPr>
+        <w:t xml:space="preserve"> EU:s medlemsländer och skogsbolag är skyldiga att agera i enlighet med EU:s fågeldirektiv där det uttryckligen står att direktivet gäller för fåglar samt för deras ägg, bon och </w:t>
+      </w:r>
+      <w:r>
+        <w:rPr>
+          <w:b/>
+          <w:i/>
+        </w:rPr>
+        <w:t xml:space="preserve">livsmiljöer </w:t>
+      </w:r>
+      <w:r>
+        <w:t>(artikel 1). Vidare att de åtgärder som vidtas inte får leda till en försämring av den nuvarande situationen beträffande bevarandet av de fågelarter som avses i artikel 1 (artikel 13).</w:t>
+      </w:r>
     </w:p>
     <w:p>
       <w:r>
@@ -337,7 +451,7 @@
         <w:rPr>
           <w:i/>
         </w:rPr>
-        <w:t>I det avverkningsanmälda skogsområdet har 1 naturvårdsarter varav 0 rödlistade arter sina livsmiljöer och växtplatser.</w:t>
+        <w:t>I det avverkningsanmälda skogsområdet har 6 naturvårdsarter varav 0 rödlistade arter sina livsmiljöer och växtplatser.</w:t>
       </w:r>
     </w:p>
     <w:p>
@@ -524,6 +638,160 @@
         <w:t>I den avverkningsanmälda skogen har fridlysta arter sina livsmiljöer och växtplatser. Att skada de fridlysta arternas livsmiljöer, växtplatser eller ekologiska funktion är inte tillåtet enligt artskyddsförordningen</w:t>
       </w:r>
     </w:p>
+    <w:p>
+      <w:r>
+        <w:br w:type="page"/>
+      </w:r>
+    </w:p>
+    <w:p>
+      <w:pPr>
+        <w:pStyle w:val="Title"/>
+      </w:pPr>
+      <w:r>
+        <w:t>BILAGA 1 – Fridlysta arter</w:t>
+      </w:r>
+    </w:p>
+    <w:p>
+      <w:pPr>
+        <w:pStyle w:val="Heading1"/>
+      </w:pPr>
+      <w:r>
+        <w:t>Spillkråka – ekologi samt krav på livsmiljön</w:t>
+      </w:r>
+    </w:p>
+    <w:p>
+      <w:r>
+        <w:t xml:space="preserve">Spillkråka (§4) ingår i bilaga 1 EU:s fågeldirektiv och är typisk art för </w:t>
+      </w:r>
+      <w:r>
+        <w:rPr>
+          <w:i/>
+        </w:rPr>
+        <w:t xml:space="preserve">9010 Taiga </w:t>
+      </w:r>
+      <w:r>
+        <w:t>och</w:t>
+      </w:r>
+      <w:r>
+        <w:rPr>
+          <w:i/>
+        </w:rPr>
+        <w:t xml:space="preserve"> 9740 Skogsbevuxen myr</w:t>
+      </w:r>
+      <w:r>
+        <w:t>. Den lever i både barr- och blandskog liksom i ren lövskog. De tätaste populationerna tenderar att finnas i äldre, variationsrik blandskog med gott om död ved och gamla träd. Varje par utnyttjar 400–1000 hektar skog beroende på skogens kvalitet. Skogsbruk med korta omloppstider och täta, homogena ungskogar utgör det största hotet (SLU Artdatabanken, 2026).</w:t>
+      </w:r>
+    </w:p>
+    <w:p>
+      <w:r>
+        <w:t>Spillkråka är en nyckelart i skogliga miljöer vars övergivna bohål utnyttjas av flera andra hålhäckande fågelarter och fladdermöss, däribland pärluggla (EN, §4), knipa (§4), salskrake (§4) och skogsduva (§4). Hökuggla (VU, §4) och slaguggla (§4) häckar ofta i högstubbar som brutits av i höjd med ett gammalt spillkråkebo (Skogsstyrelsen, 2016).</w:t>
+      </w:r>
+    </w:p>
+    <w:p>
+      <w:pPr>
+        <w:pStyle w:val="Heading2"/>
+      </w:pPr>
+      <w:r>
+        <w:t>Referenser – spillkråka</w:t>
+      </w:r>
+    </w:p>
+    <w:p>
+      <w:r>
+        <w:t xml:space="preserve">Skogsstyrelsen, 2016. </w:t>
+      </w:r>
+      <w:r>
+        <w:rPr>
+          <w:i/>
+        </w:rPr>
+        <w:t xml:space="preserve">Vägledning för hänsyn till spillkråka. </w:t>
+      </w:r>
+      <w:r>
+        <w:t>Vägledningar och kunskapsstöd artskydd – Skogsstyrelsen.</w:t>
+      </w:r>
+    </w:p>
+    <w:p>
+      <w:r>
+        <w:t xml:space="preserve">SLU Artdatabanken, 2026. </w:t>
+      </w:r>
+      <w:r>
+        <w:rPr>
+          <w:i/>
+        </w:rPr>
+        <w:t xml:space="preserve">Artfaktablad. Naturvård – artfakta. </w:t>
+      </w:r>
+      <w:r>
+        <w:t>SLU Artdatabanken, Uppsala.</w:t>
+      </w:r>
+    </w:p>
+    <w:p>
+      <w:pPr>
+        <w:pStyle w:val="Heading1"/>
+      </w:pPr>
+      <w:r>
+        <w:t>Tjäder – ekologi samt krav på livsmiljön</w:t>
+      </w:r>
+    </w:p>
+    <w:p>
+      <w:r>
+        <w:t xml:space="preserve">Tjäder (§4) omfattas av bilaga 1 och 2 EU:s fågeldirektiv och är typisk art för </w:t>
+      </w:r>
+      <w:r>
+        <w:rPr>
+          <w:i/>
+        </w:rPr>
+        <w:t xml:space="preserve">9010 Taiga </w:t>
+      </w:r>
+      <w:r>
+        <w:t xml:space="preserve">och </w:t>
+      </w:r>
+      <w:r>
+        <w:rPr>
+          <w:i/>
+        </w:rPr>
+        <w:t>9740 Skogsbevuxen myr</w:t>
+      </w:r>
+      <w:r>
+        <w:t>. Tjädern är en utpräglad skogsfågel knuten till större sammanhängande barrskogsområden. Tupparna och hönorna utnyttjar till viss del olika miljöer, och habitatvalet varierar dessutom mellan olika delar av året. För att det ska finnas livskraftiga tjäderbestånd krävs funktionella skogslandskap med en blandning av uppvuxen, gles och luckig skog, täta sumpskogar, myrar och andra små våtmarker (Skogsstyrelsen, 2019; SLU Artdatabanken 2024).</w:t>
+      </w:r>
+    </w:p>
+    <w:p>
+      <w:r>
+        <w:t>Arten försvinner när skogen fragmenteras och den sammanlagda arealen hyggen och andra öppna områden blir för stor. Ett småskaligt och försiktigt virkesuttag genom hyggesfria metoder kan i vissa fall vara möjligt i området inom 200 m från lekcentrum. Längre ut från lekcentrum, inom 200–500 m bör den avverkade ytan inte överskrida 1 hektar för att undvika alltför stora och snabba förändringar (Skogsstyrelsen, 2019).</w:t>
+      </w:r>
+    </w:p>
+    <w:p>
+      <w:pPr>
+        <w:pStyle w:val="Heading2"/>
+      </w:pPr>
+      <w:r>
+        <w:t>Referenser – tjäder</w:t>
+      </w:r>
+    </w:p>
+    <w:p>
+      <w:r>
+        <w:t xml:space="preserve">Skogsstyrelsen, 2019. </w:t>
+      </w:r>
+      <w:r>
+        <w:rPr>
+          <w:i/>
+        </w:rPr>
+        <w:t>Vägledning för hänsyn till fåglar – tjäder.</w:t>
+      </w:r>
+    </w:p>
+    <w:p>
+      <w:r>
+        <w:t xml:space="preserve">SLU Artdatabanken, 2024. </w:t>
+      </w:r>
+      <w:r>
+        <w:rPr>
+          <w:i/>
+        </w:rPr>
+        <w:t xml:space="preserve">Artfaktablad. Naturvård – artfakta. </w:t>
+      </w:r>
+      <w:r>
+        <w:t>SLU Artdatabanken, Uppsala</w:t>
+      </w:r>
+    </w:p>
     <w:sectPr>
       <w:headerReference w:type="even" r:id="rId8"/>
       <w:headerReference w:type="default" r:id="rId9"/>
@@ -652,7 +920,7 @@
     <w:r>
       <w:tab/>
       <w:tab/>
-      <w:t>2026-07-15</w:t>
+      <w:t>2026-07-16</w:t>
       <w:br/>
       <w:br/>
     </w:r>

--- a/klagomål/A 27733-2026 FSC-klagomål.docx
+++ b/klagomål/A 27733-2026 FSC-klagomål.docx
@@ -920,7 +920,7 @@
     <w:r>
       <w:tab/>
       <w:tab/>
-      <w:t>2026-07-16</w:t>
+      <w:t>2026-07-17</w:t>
       <w:br/>
       <w:br/>
     </w:r>

--- a/klagomål/A 27733-2026 FSC-klagomål.docx
+++ b/klagomål/A 27733-2026 FSC-klagomål.docx
@@ -920,7 +920,7 @@
     <w:r>
       <w:tab/>
       <w:tab/>
-      <w:t>2026-07-17</w:t>
+      <w:t>2026-07-18</w:t>
       <w:br/>
       <w:br/>
     </w:r>

--- a/klagomål/A 27733-2026 FSC-klagomål.docx
+++ b/klagomål/A 27733-2026 FSC-klagomål.docx
@@ -920,7 +920,7 @@
     <w:r>
       <w:tab/>
       <w:tab/>
-      <w:t>2026-07-18</w:t>
+      <w:t>2026-07-19</w:t>
       <w:br/>
       <w:br/>
     </w:r>

--- a/klagomål/A 27733-2026 FSC-klagomål.docx
+++ b/klagomål/A 27733-2026 FSC-klagomål.docx
@@ -920,7 +920,7 @@
     <w:r>
       <w:tab/>
       <w:tab/>
-      <w:t>2026-07-19</w:t>
+      <w:t>2026-07-20</w:t>
       <w:br/>
       <w:br/>
     </w:r>

--- a/klagomål/A 27733-2026 FSC-klagomål.docx
+++ b/klagomål/A 27733-2026 FSC-klagomål.docx
@@ -920,7 +920,7 @@
     <w:r>
       <w:tab/>
       <w:tab/>
-      <w:t>2026-07-20</w:t>
+      <w:t>2026-07-21</w:t>
       <w:br/>
       <w:br/>
     </w:r>

--- a/klagomål/A 27733-2026 FSC-klagomål.docx
+++ b/klagomål/A 27733-2026 FSC-klagomål.docx
@@ -920,7 +920,7 @@
     <w:r>
       <w:tab/>
       <w:tab/>
-      <w:t>2026-07-21</w:t>
+      <w:t>2026-07-22</w:t>
       <w:br/>
       <w:br/>
     </w:r>

--- a/klagomål/A 27733-2026 FSC-klagomål.docx
+++ b/klagomål/A 27733-2026 FSC-klagomål.docx
@@ -920,7 +920,7 @@
     <w:r>
       <w:tab/>
       <w:tab/>
-      <w:t>2026-07-22</w:t>
+      <w:t>2026-07-23</w:t>
       <w:br/>
       <w:br/>
     </w:r>

--- a/klagomål/A 27733-2026 FSC-klagomål.docx
+++ b/klagomål/A 27733-2026 FSC-klagomål.docx
@@ -920,7 +920,7 @@
     <w:r>
       <w:tab/>
       <w:tab/>
-      <w:t>2026-07-23</w:t>
+      <w:t>2026-07-24</w:t>
       <w:br/>
       <w:br/>
     </w:r>

--- a/klagomål/A 27733-2026 FSC-klagomål.docx
+++ b/klagomål/A 27733-2026 FSC-klagomål.docx
@@ -920,7 +920,7 @@
     <w:r>
       <w:tab/>
       <w:tab/>
-      <w:t>2026-07-24</w:t>
+      <w:t>2026-07-25</w:t>
       <w:br/>
       <w:br/>
     </w:r>

--- a/klagomål/A 27733-2026 FSC-klagomål.docx
+++ b/klagomål/A 27733-2026 FSC-klagomål.docx
@@ -920,7 +920,7 @@
     <w:r>
       <w:tab/>
       <w:tab/>
-      <w:t>2026-07-25</w:t>
+      <w:t>2026-07-26</w:t>
       <w:br/>
       <w:br/>
     </w:r>

--- a/klagomål/A 27733-2026 FSC-klagomål.docx
+++ b/klagomål/A 27733-2026 FSC-klagomål.docx
@@ -920,7 +920,7 @@
     <w:r>
       <w:tab/>
       <w:tab/>
-      <w:t>2026-07-26</w:t>
+      <w:t>2026-07-27</w:t>
       <w:br/>
       <w:br/>
     </w:r>

--- a/klagomål/A 27733-2026 FSC-klagomål.docx
+++ b/klagomål/A 27733-2026 FSC-klagomål.docx
@@ -920,7 +920,7 @@
     <w:r>
       <w:tab/>
       <w:tab/>
-      <w:t>2026-07-27</w:t>
+      <w:t>2026-07-28</w:t>
       <w:br/>
       <w:br/>
     </w:r>

--- a/klagomål/A 27733-2026 FSC-klagomål.docx
+++ b/klagomål/A 27733-2026 FSC-klagomål.docx
@@ -920,7 +920,7 @@
     <w:r>
       <w:tab/>
       <w:tab/>
-      <w:t>2026-07-28</w:t>
+      <w:t>2026-07-29</w:t>
       <w:br/>
       <w:br/>
     </w:r>

--- a/klagomål/A 27733-2026 FSC-klagomål.docx
+++ b/klagomål/A 27733-2026 FSC-klagomål.docx
@@ -920,7 +920,7 @@
     <w:r>
       <w:tab/>
       <w:tab/>
-      <w:t>2026-07-29</w:t>
+      <w:t>2026-07-30</w:t>
       <w:br/>
       <w:br/>
     </w:r>

--- a/klagomål/A 27733-2026 FSC-klagomål.docx
+++ b/klagomål/A 27733-2026 FSC-klagomål.docx
@@ -920,7 +920,7 @@
     <w:r>
       <w:tab/>
       <w:tab/>
-      <w:t>2026-07-30</w:t>
+      <w:t>2026-07-31</w:t>
       <w:br/>
       <w:br/>
     </w:r>

--- a/klagomål/A 27733-2026 FSC-klagomål.docx
+++ b/klagomål/A 27733-2026 FSC-klagomål.docx
@@ -920,7 +920,7 @@
     <w:r>
       <w:tab/>
       <w:tab/>
-      <w:t>2026-07-31</w:t>
+      <w:t>2026-08-01</w:t>
       <w:br/>
       <w:br/>
     </w:r>

--- a/klagomål/A 27733-2026 FSC-klagomål.docx
+++ b/klagomål/A 27733-2026 FSC-klagomål.docx
@@ -920,7 +920,7 @@
     <w:r>
       <w:tab/>
       <w:tab/>
-      <w:t>2026-08-01</w:t>
+      <w:t>2026-08-02</w:t>
       <w:br/>
       <w:br/>
     </w:r>

--- a/klagomål/A 27733-2026 FSC-klagomål.docx
+++ b/klagomål/A 27733-2026 FSC-klagomål.docx
@@ -920,7 +920,7 @@
     <w:r>
       <w:tab/>
       <w:tab/>
-      <w:t>2026-08-02</w:t>
+      <w:t>2026-08-03</w:t>
       <w:br/>
       <w:br/>
     </w:r>

--- a/klagomål/A 27733-2026 FSC-klagomål.docx
+++ b/klagomål/A 27733-2026 FSC-klagomål.docx
@@ -920,7 +920,7 @@
     <w:r>
       <w:tab/>
       <w:tab/>
-      <w:t>2026-08-03</w:t>
+      <w:t>2026-08-05</w:t>
       <w:br/>
       <w:br/>
     </w:r>

--- a/klagomål/A 27733-2026 FSC-klagomål.docx
+++ b/klagomål/A 27733-2026 FSC-klagomål.docx
@@ -920,7 +920,7 @@
     <w:r>
       <w:tab/>
       <w:tab/>
-      <w:t>2026-08-05</w:t>
+      <w:t>2026-08-07</w:t>
       <w:br/>
       <w:br/>
     </w:r>

--- a/klagomål/A 27733-2026 FSC-klagomål.docx
+++ b/klagomål/A 27733-2026 FSC-klagomål.docx
@@ -920,7 +920,7 @@
     <w:r>
       <w:tab/>
       <w:tab/>
-      <w:t>2026-08-07</w:t>
+      <w:t>2026-08-08</w:t>
       <w:br/>
       <w:br/>
     </w:r>

--- a/klagomål/A 27733-2026 FSC-klagomål.docx
+++ b/klagomål/A 27733-2026 FSC-klagomål.docx
@@ -216,7 +216,7 @@
         <w:spacing w:after="240"/>
       </w:pPr>
       <w:r>
-        <w:t>Figur 1. Fyndplatser för naturvårdsarter inom 12 meter från avverkningsanmälan. Markörer utan svart kant är placerade på fyndplatsen. Markörer med svart kant är placerade vid sidan av fyndplatsen har ett svart streck som visar fyndplatsens exakta position. Kartans mittpunktskoordinat är N 6620634, E 498188 i SWEREF 99 TM.</w:t>
+        <w:t>Figur 1. Fyndplatser för naturvårdsarter inom 12 meter från avverkningsanmälan. Markörer utan svart kant är placerade på fyndplatsen. Markörer med svart kant är placerade vid sidan av fyndplatsen och har ett svart streck som visar fyndplatsens exakta position. Kartans mittpunktskoordinat är N 6620634, E 498188 i SWEREF 99 TM.</w:t>
       </w:r>
     </w:p>
     <w:p>
@@ -652,7 +652,7 @@
     <w:r>
       <w:tab/>
       <w:tab/>
-      <w:t>2026-08-14</w:t>
+      <w:t>2026-08-15</w:t>
       <w:br/>
       <w:br/>
     </w:r>

--- a/klagomål/A 27733-2026 FSC-klagomål.docx
+++ b/klagomål/A 27733-2026 FSC-klagomål.docx
@@ -652,7 +652,7 @@
     <w:r>
       <w:tab/>
       <w:tab/>
-      <w:t>2026-08-15</w:t>
+      <w:t>2026-08-16</w:t>
       <w:br/>
       <w:br/>
     </w:r>

--- a/klagomål/A 27733-2026 FSC-klagomål.docx
+++ b/klagomål/A 27733-2026 FSC-klagomål.docx
@@ -652,7 +652,7 @@
     <w:r>
       <w:tab/>
       <w:tab/>
-      <w:t>2026-08-16</w:t>
+      <w:t>2026-08-17</w:t>
       <w:br/>
       <w:br/>
     </w:r>

--- a/klagomål/A 27733-2026 FSC-klagomål.docx
+++ b/klagomål/A 27733-2026 FSC-klagomål.docx
@@ -652,7 +652,7 @@
     <w:r>
       <w:tab/>
       <w:tab/>
-      <w:t>2026-08-17</w:t>
+      <w:t>2026-08-18</w:t>
       <w:br/>
       <w:br/>
     </w:r>

--- a/klagomål/A 27733-2026 FSC-klagomål.docx
+++ b/klagomål/A 27733-2026 FSC-klagomål.docx
@@ -652,7 +652,7 @@
     <w:r>
       <w:tab/>
       <w:tab/>
-      <w:t>2026-08-18</w:t>
+      <w:t>2026-08-19</w:t>
       <w:br/>
       <w:br/>
     </w:r>

--- a/klagomål/A 27733-2026 FSC-klagomål.docx
+++ b/klagomål/A 27733-2026 FSC-klagomål.docx
@@ -652,7 +652,7 @@
     <w:r>
       <w:tab/>
       <w:tab/>
-      <w:t>2026-08-19</w:t>
+      <w:t>2026-08-20</w:t>
       <w:br/>
       <w:br/>
     </w:r>

--- a/klagomål/A 27733-2026 FSC-klagomål.docx
+++ b/klagomål/A 27733-2026 FSC-klagomål.docx
@@ -652,7 +652,7 @@
     <w:r>
       <w:tab/>
       <w:tab/>
-      <w:t>2026-08-20</w:t>
+      <w:t>2026-08-21</w:t>
       <w:br/>
       <w:br/>
     </w:r>

--- a/klagomål/A 27733-2026 FSC-klagomål.docx
+++ b/klagomål/A 27733-2026 FSC-klagomål.docx
@@ -652,7 +652,7 @@
     <w:r>
       <w:tab/>
       <w:tab/>
-      <w:t>2026-08-21</w:t>
+      <w:t>2026-08-22</w:t>
       <w:br/>
       <w:br/>
     </w:r>

--- a/klagomål/A 27733-2026 FSC-klagomål.docx
+++ b/klagomål/A 27733-2026 FSC-klagomål.docx
@@ -652,7 +652,7 @@
     <w:r>
       <w:tab/>
       <w:tab/>
-      <w:t>2026-08-22</w:t>
+      <w:t>2026-08-23</w:t>
       <w:br/>
       <w:br/>
     </w:r>

--- a/klagomål/A 27733-2026 FSC-klagomål.docx
+++ b/klagomål/A 27733-2026 FSC-klagomål.docx
@@ -652,7 +652,7 @@
     <w:r>
       <w:tab/>
       <w:tab/>
-      <w:t>2026-08-23</w:t>
+      <w:t>2026-08-24</w:t>
       <w:br/>
       <w:br/>
     </w:r>

--- a/klagomål/A 27733-2026 FSC-klagomål.docx
+++ b/klagomål/A 27733-2026 FSC-klagomål.docx
@@ -652,7 +652,7 @@
     <w:r>
       <w:tab/>
       <w:tab/>
-      <w:t>2026-08-24</w:t>
+      <w:t>2026-08-25</w:t>
       <w:br/>
       <w:br/>
     </w:r>

--- a/klagomål/A 27733-2026 FSC-klagomål.docx
+++ b/klagomål/A 27733-2026 FSC-klagomål.docx
@@ -652,7 +652,7 @@
     <w:r>
       <w:tab/>
       <w:tab/>
-      <w:t>2026-08-25</w:t>
+      <w:t>2026-08-26</w:t>
       <w:br/>
       <w:br/>
     </w:r>

--- a/klagomål/A 27733-2026 FSC-klagomål.docx
+++ b/klagomål/A 27733-2026 FSC-klagomål.docx
@@ -652,7 +652,7 @@
     <w:r>
       <w:tab/>
       <w:tab/>
-      <w:t>2026-08-26</w:t>
+      <w:t>2026-08-27</w:t>
       <w:br/>
       <w:br/>
     </w:r>

--- a/klagomål/A 27733-2026 FSC-klagomål.docx
+++ b/klagomål/A 27733-2026 FSC-klagomål.docx
@@ -652,7 +652,7 @@
     <w:r>
       <w:tab/>
       <w:tab/>
-      <w:t>2026-08-27</w:t>
+      <w:t>2026-08-28</w:t>
       <w:br/>
       <w:br/>
     </w:r>

--- a/klagomål/A 27733-2026 FSC-klagomål.docx
+++ b/klagomål/A 27733-2026 FSC-klagomål.docx
@@ -652,7 +652,7 @@
     <w:r>
       <w:tab/>
       <w:tab/>
-      <w:t>2026-08-28</w:t>
+      <w:t>2026-08-29</w:t>
       <w:br/>
       <w:br/>
     </w:r>

--- a/klagomål/A 27733-2026 FSC-klagomål.docx
+++ b/klagomål/A 27733-2026 FSC-klagomål.docx
@@ -652,7 +652,7 @@
     <w:r>
       <w:tab/>
       <w:tab/>
-      <w:t>2026-08-29</w:t>
+      <w:t>2026-08-31</w:t>
       <w:br/>
       <w:br/>
     </w:r>

--- a/klagomål/A 27733-2026 FSC-klagomål.docx
+++ b/klagomål/A 27733-2026 FSC-klagomål.docx
@@ -652,7 +652,7 @@
     <w:r>
       <w:tab/>
       <w:tab/>
-      <w:t>2026-08-31</w:t>
+      <w:t>2026-09-01</w:t>
       <w:br/>
       <w:br/>
     </w:r>

--- a/klagomål/A 27733-2026 FSC-klagomål.docx
+++ b/klagomål/A 27733-2026 FSC-klagomål.docx
@@ -652,7 +652,7 @@
     <w:r>
       <w:tab/>
       <w:tab/>
-      <w:t>2026-09-01</w:t>
+      <w:t>2026-09-02</w:t>
       <w:br/>
       <w:br/>
     </w:r>

--- a/klagomål/A 27733-2026 FSC-klagomål.docx
+++ b/klagomål/A 27733-2026 FSC-klagomål.docx
@@ -652,7 +652,7 @@
     <w:r>
       <w:tab/>
       <w:tab/>
-      <w:t>2026-09-02</w:t>
+      <w:t>2026-09-03</w:t>
       <w:br/>
       <w:br/>
     </w:r>

--- a/klagomål/A 27733-2026 FSC-klagomål.docx
+++ b/klagomål/A 27733-2026 FSC-klagomål.docx
@@ -652,7 +652,7 @@
     <w:r>
       <w:tab/>
       <w:tab/>
-      <w:t>2026-09-03</w:t>
+      <w:t>2026-09-04</w:t>
       <w:br/>
       <w:br/>
     </w:r>

--- a/klagomål/A 27733-2026 FSC-klagomål.docx
+++ b/klagomål/A 27733-2026 FSC-klagomål.docx
@@ -652,7 +652,7 @@
     <w:r>
       <w:tab/>
       <w:tab/>
-      <w:t>2026-09-04</w:t>
+      <w:t>2026-09-05</w:t>
       <w:br/>
       <w:br/>
     </w:r>

--- a/klagomål/A 27733-2026 FSC-klagomål.docx
+++ b/klagomål/A 27733-2026 FSC-klagomål.docx
@@ -652,7 +652,7 @@
     <w:r>
       <w:tab/>
       <w:tab/>
-      <w:t>2026-09-05</w:t>
+      <w:t>2026-09-06</w:t>
       <w:br/>
       <w:br/>
     </w:r>

--- a/klagomål/A 27733-2026 FSC-klagomål.docx
+++ b/klagomål/A 27733-2026 FSC-klagomål.docx
@@ -652,7 +652,7 @@
     <w:r>
       <w:tab/>
       <w:tab/>
-      <w:t>2026-09-06</w:t>
+      <w:t>2026-09-07</w:t>
       <w:br/>
       <w:br/>
     </w:r>

--- a/klagomål/A 27733-2026 FSC-klagomål.docx
+++ b/klagomål/A 27733-2026 FSC-klagomål.docx
@@ -652,7 +652,7 @@
     <w:r>
       <w:tab/>
       <w:tab/>
-      <w:t>2026-09-07</w:t>
+      <w:t>2026-09-08</w:t>
       <w:br/>
       <w:br/>
     </w:r>

--- a/klagomål/A 27733-2026 FSC-klagomål.docx
+++ b/klagomål/A 27733-2026 FSC-klagomål.docx
@@ -652,7 +652,7 @@
     <w:r>
       <w:tab/>
       <w:tab/>
-      <w:t>2026-09-08</w:t>
+      <w:t>2026-09-09</w:t>
       <w:br/>
       <w:br/>
     </w:r>

--- a/klagomål/A 27733-2026 FSC-klagomål.docx
+++ b/klagomål/A 27733-2026 FSC-klagomål.docx
@@ -652,7 +652,7 @@
     <w:r>
       <w:tab/>
       <w:tab/>
-      <w:t>2026-09-09</w:t>
+      <w:t>2026-09-10</w:t>
       <w:br/>
       <w:br/>
     </w:r>

--- a/klagomål/A 27733-2026 FSC-klagomål.docx
+++ b/klagomål/A 27733-2026 FSC-klagomål.docx
@@ -652,7 +652,7 @@
     <w:r>
       <w:tab/>
       <w:tab/>
-      <w:t>2026-09-10</w:t>
+      <w:t>2026-09-11</w:t>
       <w:br/>
       <w:br/>
     </w:r>

--- a/klagomål/A 27733-2026 FSC-klagomål.docx
+++ b/klagomål/A 27733-2026 FSC-klagomål.docx
@@ -652,7 +652,7 @@
     <w:r>
       <w:tab/>
       <w:tab/>
-      <w:t>2026-09-11</w:t>
+      <w:t>2026-09-12</w:t>
       <w:br/>
       <w:br/>
     </w:r>

--- a/klagomål/A 27733-2026 FSC-klagomål.docx
+++ b/klagomål/A 27733-2026 FSC-klagomål.docx
@@ -652,7 +652,7 @@
     <w:r>
       <w:tab/>
       <w:tab/>
-      <w:t>2026-09-12</w:t>
+      <w:t>2026-09-13</w:t>
       <w:br/>
       <w:br/>
     </w:r>
